--- a/documents/Reviewer Comments.docx
+++ b/documents/Reviewer Comments.docx
@@ -414,10 +414,43 @@
         <w:br/>
         <w:t>1) The ensemble size, choice of numerical solvers/tolerances, runtime per dataset, and scalability are not reported in a way that supports adoption. Please state the ensemble size used, justify it (e.g., convergence or sensitivity analysis), and report computational cost (hardware, wall time). If the method is intended for near-real-time use, please discuss feasibility given the model dimension and parameter count.</w:t>
       </w:r>
-      <w:r>
-        <w:rPr>
-          <w:i/>
-          <w:iCs/>
+    </w:p>
+    <w:p>
+      <w:pPr>
+        <w:rPr>
+          <w:i/>
+          <w:iCs/>
+        </w:rPr>
+      </w:pPr>
+      <w:r>
+        <w:rPr>
+          <w:b/>
+          <w:bCs/>
+          <w:color w:val="C00000"/>
+        </w:rPr>
+        <w:t>The ensemble size selection, its justification via a systematic convergence study and the associated computational cost are reported in detail in Supplementary Information Section</w:t>
+      </w:r>
+      <w:r>
+        <w:rPr>
+          <w:b/>
+          <w:bCs/>
+          <w:color w:val="C00000"/>
+        </w:rPr>
+        <w:t xml:space="preserve"> </w:t>
+      </w:r>
+      <w:r>
+        <w:rPr>
+          <w:b/>
+          <w:bCs/>
+          <w:color w:val="C00000"/>
+        </w:rPr>
+        <w:t>B.</w:t>
+      </w:r>
+      <w:r>
+        <w:rPr>
+          <w:i/>
+          <w:iCs/>
+          <w:color w:val="C00000"/>
         </w:rPr>
         <w:br/>
       </w:r>
@@ -429,19 +462,382 @@
         <w:br/>
         <w:t>2) A key claim is adaptation “without reparametrisation”, yet the method depends on priors (nominal values and covariances) that effectively encode an initial parametrisation and strongly influence early predictions in nonlinear systems. Please provide more information of how prior means and covariances were chosen, and the sensitivity of results to prior width and bias. This is particularly important for fed-batch processes with strong parameter interactions and media/feed-specific nonlinearities.</w:t>
       </w:r>
-      <w:r>
-        <w:rPr>
-          <w:i/>
-          <w:iCs/>
+    </w:p>
+    <w:p>
+      <w:pPr>
+        <w:rPr>
+          <w:b/>
+          <w:bCs/>
+          <w:color w:val="C00000"/>
+        </w:rPr>
+      </w:pPr>
+      <w:r>
+        <w:rPr>
+          <w:b/>
+          <w:bCs/>
+          <w:color w:val="C00000"/>
+        </w:rPr>
+        <w:t>The distinction between "</w:t>
+      </w:r>
+      <w:proofErr w:type="spellStart"/>
+      <w:r>
+        <w:rPr>
+          <w:b/>
+          <w:bCs/>
+          <w:color w:val="C00000"/>
+        </w:rPr>
+        <w:t>reparametrisation</w:t>
+      </w:r>
+      <w:proofErr w:type="spellEnd"/>
+      <w:r>
+        <w:rPr>
+          <w:b/>
+          <w:bCs/>
+          <w:color w:val="C00000"/>
+        </w:rPr>
+        <w:t>" and the use of priors is clarified in the revised manuscript</w:t>
+      </w:r>
+      <w:r>
+        <w:rPr>
+          <w:b/>
+          <w:bCs/>
+          <w:color w:val="C00000"/>
+        </w:rPr>
+        <w:t xml:space="preserve"> ‘Section 2.3.2 </w:t>
+      </w:r>
+      <w:r>
+        <w:rPr>
+          <w:b/>
+          <w:bCs/>
+          <w:color w:val="C00000"/>
+        </w:rPr>
+        <w:t>Parameter Prior Specification: Design Rationale and Sensitivity</w:t>
+      </w:r>
+      <w:r>
+        <w:rPr>
+          <w:b/>
+          <w:bCs/>
+          <w:color w:val="C00000"/>
+        </w:rPr>
+        <w:t>’</w:t>
+      </w:r>
+      <w:r>
+        <w:rPr>
+          <w:b/>
+          <w:bCs/>
+          <w:color w:val="C00000"/>
+        </w:rPr>
+        <w:t xml:space="preserve">. </w:t>
+      </w:r>
+      <w:proofErr w:type="spellStart"/>
+      <w:r>
+        <w:rPr>
+          <w:b/>
+          <w:bCs/>
+          <w:color w:val="C00000"/>
+        </w:rPr>
+        <w:t>Reparametrisation</w:t>
+      </w:r>
+      <w:proofErr w:type="spellEnd"/>
+      <w:r>
+        <w:rPr>
+          <w:b/>
+          <w:bCs/>
+          <w:color w:val="C00000"/>
+        </w:rPr>
+        <w:t xml:space="preserve"> refers to dataset-specific parameter fitting using target-system </w:t>
+      </w:r>
+      <w:proofErr w:type="gramStart"/>
+      <w:r>
+        <w:rPr>
+          <w:b/>
+          <w:bCs/>
+          <w:color w:val="C00000"/>
+        </w:rPr>
+        <w:t xml:space="preserve">data </w:t>
+      </w:r>
+      <w:r>
+        <w:rPr>
+          <w:b/>
+          <w:bCs/>
+          <w:color w:val="C00000"/>
+        </w:rPr>
+        <w:t>,</w:t>
+      </w:r>
+      <w:proofErr w:type="gramEnd"/>
+      <w:r>
+        <w:rPr>
+          <w:b/>
+          <w:bCs/>
+          <w:color w:val="C00000"/>
+        </w:rPr>
+        <w:t xml:space="preserve"> </w:t>
+      </w:r>
+      <w:r>
+        <w:rPr>
+          <w:b/>
+          <w:bCs/>
+          <w:color w:val="C00000"/>
+        </w:rPr>
+        <w:t xml:space="preserve">a procedure that requires the full dataset </w:t>
+      </w:r>
+      <w:proofErr w:type="spellStart"/>
+      <w:r>
+        <w:rPr>
+          <w:b/>
+          <w:bCs/>
+          <w:color w:val="C00000"/>
+        </w:rPr>
+        <w:t>upfront</w:t>
+      </w:r>
+      <w:proofErr w:type="spellEnd"/>
+      <w:r>
+        <w:rPr>
+          <w:b/>
+          <w:bCs/>
+          <w:color w:val="C00000"/>
+        </w:rPr>
+        <w:t xml:space="preserve"> and produces parameters tailored to one condition. The prior means used here are taken </w:t>
+      </w:r>
+      <w:r>
+        <w:rPr>
+          <w:b/>
+          <w:bCs/>
+          <w:color w:val="C00000"/>
+        </w:rPr>
+        <w:t xml:space="preserve">directly </w:t>
+      </w:r>
+      <w:r>
+        <w:rPr>
+          <w:b/>
+          <w:bCs/>
+          <w:color w:val="C00000"/>
+        </w:rPr>
+        <w:t xml:space="preserve">from </w:t>
+      </w:r>
+      <w:proofErr w:type="spellStart"/>
+      <w:r>
+        <w:rPr>
+          <w:b/>
+          <w:bCs/>
+          <w:color w:val="C00000"/>
+        </w:rPr>
+        <w:t>Kotidis</w:t>
+      </w:r>
+      <w:proofErr w:type="spellEnd"/>
+      <w:r>
+        <w:rPr>
+          <w:b/>
+          <w:bCs/>
+          <w:color w:val="C00000"/>
+        </w:rPr>
+        <w:t xml:space="preserve"> et al. (2019) and applied identically across all six target datasets </w:t>
+      </w:r>
+      <w:proofErr w:type="gramStart"/>
+      <w:r>
+        <w:rPr>
+          <w:b/>
+          <w:bCs/>
+          <w:color w:val="C00000"/>
+        </w:rPr>
+        <w:t>without  adjustment</w:t>
+      </w:r>
+      <w:proofErr w:type="gramEnd"/>
+      <w:r>
+        <w:rPr>
+          <w:b/>
+          <w:bCs/>
+          <w:color w:val="C00000"/>
+        </w:rPr>
+        <w:t xml:space="preserve">. The prior therefore encodes source-system knowledge, not target-system tuning. To address the sensitivity concern directly, prior mean robustness was assessed by simultaneously perturbing all prior means by ±10% and ±20%; of 192 perturbed combinations, only two exhibited instability   </w:t>
+      </w:r>
+      <w:r>
+        <w:rPr>
+          <w:b/>
+          <w:bCs/>
+          <w:color w:val="C00000"/>
+        </w:rPr>
+        <w:lastRenderedPageBreak/>
+        <w:t>at -20% perturbation level</w:t>
+      </w:r>
+      <w:r>
+        <w:rPr>
+          <w:b/>
+          <w:bCs/>
+          <w:color w:val="C00000"/>
+        </w:rPr>
+        <w:t>.</w:t>
+      </w:r>
+      <w:r>
+        <w:rPr>
+          <w:b/>
+          <w:bCs/>
+          <w:color w:val="C00000"/>
+        </w:rPr>
+        <w:t xml:space="preserve"> Full results reported in Supplementary Information Section D.</w:t>
+      </w:r>
+    </w:p>
+    <w:p>
+      <w:pPr>
+        <w:rPr>
+          <w:b/>
+          <w:bCs/>
+          <w:color w:val="C00000"/>
+        </w:rPr>
+      </w:pPr>
+      <w:r>
+        <w:rPr>
+          <w:b/>
+          <w:bCs/>
+          <w:color w:val="C00000"/>
+        </w:rPr>
+        <w:t>The initial parameter covariance</w:t>
+      </w:r>
+      <w:r>
+        <w:rPr>
+          <w:b/>
+          <w:bCs/>
+          <w:color w:val="C00000"/>
+        </w:rPr>
+        <w:t xml:space="preserve"> </w:t>
+      </w:r>
+      <w:r>
+        <w:rPr>
+          <w:b/>
+          <w:bCs/>
+          <w:color w:val="C00000"/>
+        </w:rPr>
+        <w:t xml:space="preserve">is </w:t>
+      </w:r>
+      <w:r>
+        <w:rPr>
+          <w:b/>
+          <w:bCs/>
+          <w:color w:val="C00000"/>
+        </w:rPr>
+        <w:t xml:space="preserve">also </w:t>
+      </w:r>
+      <w:r>
+        <w:rPr>
+          <w:b/>
+          <w:bCs/>
+          <w:color w:val="C00000"/>
+        </w:rPr>
+        <w:t>set identically across all six datasets</w:t>
+      </w:r>
+      <w:r>
+        <w:rPr>
+          <w:b/>
+          <w:bCs/>
+          <w:color w:val="C00000"/>
+        </w:rPr>
+        <w:t xml:space="preserve"> </w:t>
+      </w:r>
+      <w:r>
+        <w:rPr>
+          <w:b/>
+          <w:bCs/>
+          <w:color w:val="C00000"/>
+        </w:rPr>
+        <w:t>with no system-specific tuning</w:t>
+      </w:r>
+      <w:r>
+        <w:rPr>
+          <w:b/>
+          <w:bCs/>
+          <w:color w:val="C00000"/>
+        </w:rPr>
+        <w:t xml:space="preserve">, deliberately set as high as possible but mechanistically </w:t>
+      </w:r>
+      <w:proofErr w:type="spellStart"/>
+      <w:r>
+        <w:rPr>
+          <w:b/>
+          <w:bCs/>
+          <w:color w:val="C00000"/>
+        </w:rPr>
+        <w:t>plasusible</w:t>
+      </w:r>
+      <w:proofErr w:type="spellEnd"/>
+      <w:r>
+        <w:rPr>
+          <w:b/>
+          <w:bCs/>
+          <w:color w:val="C00000"/>
+        </w:rPr>
+        <w:t xml:space="preserve">. The rationale is twofold: a wide prior honestly reflects ignorance of target-system parameter values before any measurements are assimilated, and sufficient initial spread prevents premature ensemble collapse, removing the need for covariance inflation throughout the run. As a result, any reduction in ensemble spread is attributable solely to measurement assimilation rather than algorithmic artefacts. The design rationale and sensitivity analysis across </w:t>
+      </w:r>
+      <w:r>
+        <w:rPr>
+          <w:b/>
+          <w:bCs/>
+          <w:color w:val="C00000"/>
+        </w:rPr>
+        <w:t xml:space="preserve">0.5-2 times </w:t>
+      </w:r>
+      <w:r>
+        <w:rPr>
+          <w:b/>
+          <w:bCs/>
+          <w:color w:val="C00000"/>
+        </w:rPr>
+        <w:t xml:space="preserve">the nominal width </w:t>
+      </w:r>
+      <w:proofErr w:type="gramStart"/>
+      <w:r>
+        <w:rPr>
+          <w:b/>
+          <w:bCs/>
+          <w:color w:val="C00000"/>
+        </w:rPr>
+        <w:t>are</w:t>
+      </w:r>
+      <w:proofErr w:type="gramEnd"/>
+      <w:r>
+        <w:rPr>
+          <w:b/>
+          <w:bCs/>
+          <w:color w:val="C00000"/>
+        </w:rPr>
+        <w:t xml:space="preserve"> described in Section~2.3.2 and full results are provided in SI Section</w:t>
+      </w:r>
+      <w:r>
+        <w:rPr>
+          <w:b/>
+          <w:bCs/>
+          <w:color w:val="C00000"/>
+        </w:rPr>
+        <w:t xml:space="preserve"> </w:t>
+      </w:r>
+      <w:r>
+        <w:rPr>
+          <w:b/>
+          <w:bCs/>
+          <w:color w:val="C00000"/>
+        </w:rPr>
+        <w:t>E.</w:t>
+      </w:r>
+      <w:r>
+        <w:rPr>
+          <w:b/>
+          <w:bCs/>
+          <w:color w:val="C00000"/>
         </w:rPr>
         <w:br/>
       </w:r>
       <w:r>
         <w:rPr>
-          <w:i/>
-          <w:iCs/>
+          <w:b/>
+          <w:bCs/>
+          <w:color w:val="C00000"/>
         </w:rPr>
         <w:br/>
+      </w:r>
+      <w:r>
+        <w:rPr>
+          <w:i/>
+          <w:iCs/>
+        </w:rPr>
         <w:t xml:space="preserve">3) The uncertainty-reduction concept is useful, but it does not by itself distinguish insensitivity from non-identifiability or parameter correlation. Please add correlation (or partial correlation) analysis of the posterior </w:t>
       </w:r>
       <w:proofErr w:type="gramStart"/>
@@ -460,6 +856,14 @@
         </w:rPr>
         <w:t xml:space="preserve"> discuss structural versus practical identifiability (even if briefly).</w:t>
       </w:r>
+    </w:p>
+    <w:p>
+      <w:pPr>
+        <w:rPr>
+          <w:i/>
+          <w:iCs/>
+        </w:rPr>
+      </w:pPr>
       <w:r>
         <w:rPr>
           <w:i/>
@@ -475,6 +879,208 @@
         <w:br/>
         <w:t>4) The evaluation appears largely retrospective using full datasets. For future bioprocesses, performance under sparse and irregular sampling and realistic measurement error is critical. Please include at least one analysis where sampling frequency is reduced (e.g., every 48–72 h for metabolites) and evaluate predictive performance.</w:t>
       </w:r>
+    </w:p>
+    <w:p>
+      <w:pPr>
+        <w:rPr>
+          <w:i/>
+          <w:iCs/>
+        </w:rPr>
+      </w:pPr>
+      <w:r>
+        <w:rPr>
+          <w:b/>
+          <w:bCs/>
+          <w:color w:val="C00000"/>
+        </w:rPr>
+        <w:t xml:space="preserve">In </w:t>
+      </w:r>
+      <w:proofErr w:type="gramStart"/>
+      <w:r>
+        <w:rPr>
+          <w:b/>
+          <w:bCs/>
+          <w:color w:val="C00000"/>
+        </w:rPr>
+        <w:t>3.3.2  we</w:t>
+      </w:r>
+      <w:proofErr w:type="gramEnd"/>
+      <w:r>
+        <w:rPr>
+          <w:b/>
+          <w:bCs/>
+          <w:color w:val="C00000"/>
+        </w:rPr>
+        <w:t xml:space="preserve"> included</w:t>
+      </w:r>
+      <w:r>
+        <w:rPr>
+          <w:b/>
+          <w:bCs/>
+          <w:color w:val="C00000"/>
+        </w:rPr>
+        <w:t xml:space="preserve"> Cell Line B Feed U plus 40% under an irregular measurement schedule of alternating 48-hour and 72-hour sampling</w:t>
+      </w:r>
+      <w:r>
+        <w:rPr>
+          <w:b/>
+          <w:bCs/>
+          <w:color w:val="C00000"/>
+        </w:rPr>
+        <w:t xml:space="preserve"> </w:t>
+      </w:r>
+      <w:r>
+        <w:rPr>
+          <w:b/>
+          <w:bCs/>
+          <w:color w:val="C00000"/>
+        </w:rPr>
+        <w:t>intervals.</w:t>
+      </w:r>
+      <w:r>
+        <w:rPr>
+          <w:b/>
+          <w:bCs/>
+          <w:color w:val="C00000"/>
+        </w:rPr>
+        <w:t xml:space="preserve"> Together with results in 3.3.1</w:t>
+      </w:r>
+      <w:r>
+        <w:rPr>
+          <w:b/>
+          <w:bCs/>
+          <w:color w:val="C00000"/>
+        </w:rPr>
+        <w:t xml:space="preserve"> </w:t>
+      </w:r>
+      <w:r>
+        <w:rPr>
+          <w:b/>
+          <w:bCs/>
+          <w:color w:val="C00000"/>
+        </w:rPr>
+        <w:t>‘</w:t>
+      </w:r>
+      <w:r>
+        <w:rPr>
+          <w:b/>
+          <w:bCs/>
+          <w:color w:val="C00000"/>
+        </w:rPr>
+        <w:t xml:space="preserve">Long-Term Prediction with </w:t>
+      </w:r>
+      <w:r>
+        <w:rPr>
+          <w:b/>
+          <w:bCs/>
+          <w:color w:val="C00000"/>
+        </w:rPr>
+        <w:t>Real-Time</w:t>
+      </w:r>
+      <w:r>
+        <w:rPr>
+          <w:b/>
+          <w:bCs/>
+          <w:color w:val="C00000"/>
+        </w:rPr>
+        <w:t xml:space="preserve"> Measurement Updates</w:t>
+      </w:r>
+      <w:r>
+        <w:rPr>
+          <w:b/>
+          <w:bCs/>
+          <w:color w:val="C00000"/>
+        </w:rPr>
+        <w:t>’</w:t>
+      </w:r>
+      <w:r>
+        <w:rPr>
+          <w:b/>
+          <w:bCs/>
+          <w:color w:val="C00000"/>
+        </w:rPr>
+        <w:t xml:space="preserve">, this forms </w:t>
+      </w:r>
+      <w:r>
+        <w:rPr>
+          <w:b/>
+          <w:bCs/>
+          <w:color w:val="C00000"/>
+        </w:rPr>
+        <w:t xml:space="preserve">Results Section 3.3 </w:t>
+      </w:r>
+      <w:r>
+        <w:rPr>
+          <w:b/>
+          <w:bCs/>
+          <w:color w:val="C00000"/>
+        </w:rPr>
+        <w:t>‘</w:t>
+      </w:r>
+      <w:proofErr w:type="spellStart"/>
+      <w:r>
+        <w:rPr>
+          <w:b/>
+          <w:bCs/>
+          <w:color w:val="C00000"/>
+        </w:rPr>
+        <w:t>EnKF</w:t>
+      </w:r>
+      <w:proofErr w:type="spellEnd"/>
+      <w:r>
+        <w:rPr>
+          <w:b/>
+          <w:bCs/>
+          <w:color w:val="C00000"/>
+        </w:rPr>
+        <w:t xml:space="preserve"> State Estimation Under Data</w:t>
+      </w:r>
+      <w:r>
+        <w:rPr>
+          <w:b/>
+          <w:bCs/>
+          <w:color w:val="C00000"/>
+        </w:rPr>
+        <w:t>-Limited</w:t>
+      </w:r>
+      <w:r>
+        <w:rPr>
+          <w:b/>
+          <w:bCs/>
+          <w:color w:val="C00000"/>
+        </w:rPr>
+        <w:t xml:space="preserve"> Scenarios</w:t>
+      </w:r>
+      <w:r>
+        <w:rPr>
+          <w:b/>
+          <w:bCs/>
+          <w:color w:val="C00000"/>
+        </w:rPr>
+        <w:t>’</w:t>
+      </w:r>
+      <w:r>
+        <w:rPr>
+          <w:b/>
+          <w:bCs/>
+          <w:color w:val="C00000"/>
+        </w:rPr>
+        <w:t>.</w:t>
+      </w:r>
+      <w:r>
+        <w:rPr>
+          <w:b/>
+          <w:bCs/>
+          <w:color w:val="C00000"/>
+        </w:rPr>
+        <w:t xml:space="preserve"> The results of all other datasets can be found in Supplementary Information K.</w:t>
+      </w:r>
+      <w:r>
+        <w:rPr>
+          <w:color w:val="C00000"/>
+        </w:rPr>
+        <w:t xml:space="preserve"> </w:t>
+      </w:r>
       <w:r>
         <w:rPr>
           <w:i/>
@@ -488,7 +1094,23 @@
           <w:iCs/>
         </w:rPr>
         <w:br/>
-        <w:t>5) The manuscript positions EnKF favourably relative to other estimators and to conventional reparametrisation, but does not provide quantitative comparisons.</w:t>
+        <w:t xml:space="preserve">5) The manuscript positions EnKF favourably relative to other estimators and to conventional </w:t>
+      </w:r>
+      <w:proofErr w:type="gramStart"/>
+      <w:r>
+        <w:rPr>
+          <w:i/>
+          <w:iCs/>
+        </w:rPr>
+        <w:t>reparametrisation, but</w:t>
+      </w:r>
+      <w:proofErr w:type="gramEnd"/>
+      <w:r>
+        <w:rPr>
+          <w:i/>
+          <w:iCs/>
+        </w:rPr>
+        <w:t xml:space="preserve"> does not provide quantitative comparisons.</w:t>
       </w:r>
       <w:r>
         <w:rPr>
@@ -503,6 +1125,23 @@
           <w:iCs/>
         </w:rPr>
         <w:br/>
+        <w:t xml:space="preserve">6) The manuscript should more clearly contextualise the biological distance between “source” and “target” systems. </w:t>
+      </w:r>
+      <w:proofErr w:type="gramStart"/>
+      <w:r>
+        <w:rPr>
+          <w:i/>
+          <w:iCs/>
+        </w:rPr>
+        <w:t>In particular, please</w:t>
+      </w:r>
+      <w:proofErr w:type="gramEnd"/>
+      <w:r>
+        <w:rPr>
+          <w:i/>
+          <w:iCs/>
+        </w:rPr>
+        <w:t xml:space="preserve"> clarify the CHO-GS46 cell line (recombinant product type, selection system, whether the product is comparable in complexity), and whether basal media and feeds are shared or materially different across datasets. The current validation suggests transfer across moderately related conditions; please temper claims accordingly and discuss what would likely break the </w:t>
       </w:r>
       <w:r>
         <w:rPr>
@@ -510,23 +1149,7 @@
           <w:iCs/>
         </w:rPr>
         <w:lastRenderedPageBreak/>
-        <w:t xml:space="preserve">6) The manuscript should more clearly contextualise the biological distance between “source” and “target” systems. </w:t>
-      </w:r>
-      <w:proofErr w:type="gramStart"/>
-      <w:r>
-        <w:rPr>
-          <w:i/>
-          <w:iCs/>
-        </w:rPr>
-        <w:t>In particular, please</w:t>
-      </w:r>
-      <w:proofErr w:type="gramEnd"/>
-      <w:r>
-        <w:rPr>
-          <w:i/>
-          <w:iCs/>
-        </w:rPr>
-        <w:t xml:space="preserve"> clarify the CHO-GS46 cell line (recombinant product type, selection system, whether the product is comparable in complexity), and whether basal media and feeds are shared or materially different across datasets. The current validation suggests transfer across moderately related conditions; please temper claims accordingly and discuss what would likely break the approach (e.g., non-mAb products, markedly different media chemistries, altered metabolic phenotypes, strong scale-dependent mass transfer constraints).</w:t>
+        <w:t>approach (e.g., non-mAb products, markedly different media chemistries, altered metabolic phenotypes, strong scale-dependent mass transfer constraints).</w:t>
       </w:r>
       <w:r>
         <w:rPr>
@@ -542,6 +1165,148 @@
         </w:rPr>
         <w:br/>
         <w:t>7) The reported higher uncertainty in early culture stages requires mechanistic and statistical explanation.</w:t>
+      </w:r>
+    </w:p>
+    <w:p>
+      <w:pPr>
+        <w:rPr>
+          <w:b/>
+          <w:bCs/>
+          <w:color w:val="C00000"/>
+        </w:rPr>
+      </w:pPr>
+      <w:r>
+        <w:rPr>
+          <w:b/>
+          <w:bCs/>
+          <w:color w:val="C00000"/>
+        </w:rPr>
+        <w:t xml:space="preserve">Higher uncertainty in early culture stages </w:t>
+      </w:r>
+      <w:r>
+        <w:rPr>
+          <w:b/>
+          <w:bCs/>
+          <w:color w:val="C00000"/>
+        </w:rPr>
+        <w:t xml:space="preserve">is a deliberate design as </w:t>
+      </w:r>
+      <w:r>
+        <w:rPr>
+          <w:b/>
+          <w:bCs/>
+          <w:color w:val="C00000"/>
+        </w:rPr>
+        <w:t>described in response to Comment</w:t>
+      </w:r>
+      <w:r>
+        <w:rPr>
+          <w:b/>
+          <w:bCs/>
+          <w:color w:val="C00000"/>
+        </w:rPr>
+        <w:t xml:space="preserve"> </w:t>
+      </w:r>
+      <w:r>
+        <w:rPr>
+          <w:b/>
+          <w:bCs/>
+          <w:color w:val="C00000"/>
+        </w:rPr>
+        <w:t xml:space="preserve">2. </w:t>
+      </w:r>
+      <w:r>
+        <w:rPr>
+          <w:b/>
+          <w:bCs/>
+          <w:color w:val="C00000"/>
+        </w:rPr>
+        <w:t>M</w:t>
+      </w:r>
+      <w:r>
+        <w:rPr>
+          <w:b/>
+          <w:bCs/>
+          <w:color w:val="C00000"/>
+        </w:rPr>
+        <w:t xml:space="preserve">echanistically, the target system is </w:t>
+      </w:r>
+      <w:proofErr w:type="gramStart"/>
+      <w:r>
+        <w:rPr>
+          <w:b/>
+          <w:bCs/>
+          <w:color w:val="C00000"/>
+        </w:rPr>
+        <w:t>uncharacterised</w:t>
+      </w:r>
+      <w:proofErr w:type="gramEnd"/>
+      <w:r>
+        <w:rPr>
+          <w:b/>
+          <w:bCs/>
+          <w:color w:val="C00000"/>
+        </w:rPr>
+        <w:t xml:space="preserve"> and parameter values are unknown before any measurements are assimilated</w:t>
+      </w:r>
+      <w:r>
+        <w:rPr>
+          <w:b/>
+          <w:bCs/>
+          <w:color w:val="C00000"/>
+        </w:rPr>
+        <w:t xml:space="preserve"> at </w:t>
+      </w:r>
+      <w:proofErr w:type="gramStart"/>
+      <w:r>
+        <w:rPr>
+          <w:b/>
+          <w:bCs/>
+          <w:color w:val="C00000"/>
+        </w:rPr>
+        <w:t>early stage</w:t>
+      </w:r>
+      <w:proofErr w:type="gramEnd"/>
+      <w:r>
+        <w:rPr>
+          <w:b/>
+          <w:bCs/>
+          <w:color w:val="C00000"/>
+        </w:rPr>
+        <w:t xml:space="preserve"> culture</w:t>
+      </w:r>
+      <w:r>
+        <w:rPr>
+          <w:b/>
+          <w:bCs/>
+          <w:color w:val="C00000"/>
+        </w:rPr>
+        <w:t xml:space="preserve">; statistically, the ensemble has not yet been constrained by data. As measurements accumulate, the ensemble </w:t>
+      </w:r>
+      <w:r>
+        <w:rPr>
+          <w:b/>
+          <w:bCs/>
+          <w:color w:val="C00000"/>
+        </w:rPr>
+        <w:t xml:space="preserve">tightens </w:t>
+      </w:r>
+      <w:r>
+        <w:rPr>
+          <w:b/>
+          <w:bCs/>
+          <w:color w:val="C00000"/>
+        </w:rPr>
+        <w:t xml:space="preserve">and uncertainty reduces accordingly.                                                                                                                       </w:t>
+      </w:r>
+    </w:p>
+    <w:p>
+      <w:r>
+        <w:rPr>
+          <w:i/>
+          <w:iCs/>
+        </w:rPr>
+        <w:t xml:space="preserve">   </w:t>
       </w:r>
       <w:r>
         <w:rPr>

--- a/documents/Reviewer Comments.docx
+++ b/documents/Reviewer Comments.docx
@@ -428,23 +428,7 @@
           <w:bCs/>
           <w:color w:val="C00000"/>
         </w:rPr>
-        <w:t>The ensemble size selection, its justification via a systematic convergence study and the associated computational cost are reported in detail in Supplementary Information Section</w:t>
-      </w:r>
-      <w:r>
-        <w:rPr>
-          <w:b/>
-          <w:bCs/>
-          <w:color w:val="C00000"/>
-        </w:rPr>
-        <w:t xml:space="preserve"> </w:t>
-      </w:r>
-      <w:r>
-        <w:rPr>
-          <w:b/>
-          <w:bCs/>
-          <w:color w:val="C00000"/>
-        </w:rPr>
-        <w:t>B.</w:t>
+        <w:t>The ensemble size selection, its justification via a systematic convergence study and the associated computational cost are reported in detail in Supplementary Information Section B.</w:t>
       </w:r>
       <w:r>
         <w:rPr>
@@ -783,23 +767,37 @@
         </w:rPr>
         <w:t xml:space="preserve">the nominal width </w:t>
       </w:r>
-      <w:proofErr w:type="gramStart"/>
-      <w:r>
-        <w:rPr>
-          <w:b/>
-          <w:bCs/>
-          <w:color w:val="C00000"/>
-        </w:rPr>
-        <w:t>are</w:t>
-      </w:r>
-      <w:proofErr w:type="gramEnd"/>
-      <w:r>
-        <w:rPr>
-          <w:b/>
-          <w:bCs/>
-          <w:color w:val="C00000"/>
-        </w:rPr>
-        <w:t xml:space="preserve"> described in Section~2.3.2 and full results are provided in SI Section</w:t>
+      <w:r>
+        <w:rPr>
+          <w:b/>
+          <w:bCs/>
+          <w:color w:val="C00000"/>
+        </w:rPr>
+        <w:t>is</w:t>
+      </w:r>
+      <w:r>
+        <w:rPr>
+          <w:b/>
+          <w:bCs/>
+          <w:color w:val="C00000"/>
+        </w:rPr>
+        <w:t xml:space="preserve"> described in Section</w:t>
+      </w:r>
+      <w:r>
+        <w:rPr>
+          <w:b/>
+          <w:bCs/>
+          <w:color w:val="C00000"/>
+        </w:rPr>
+        <w:t xml:space="preserve"> </w:t>
+      </w:r>
+      <w:r>
+        <w:rPr>
+          <w:b/>
+          <w:bCs/>
+          <w:color w:val="C00000"/>
+        </w:rPr>
+        <w:t>2.3.2 and full results are provided in SI Section</w:t>
       </w:r>
       <w:r>
         <w:rPr>
@@ -911,15 +909,7 @@
           <w:bCs/>
           <w:color w:val="C00000"/>
         </w:rPr>
-        <w:t xml:space="preserve"> included</w:t>
-      </w:r>
-      <w:r>
-        <w:rPr>
-          <w:b/>
-          <w:bCs/>
-          <w:color w:val="C00000"/>
-        </w:rPr>
-        <w:t xml:space="preserve"> Cell Line B Feed U plus 40% under an irregular measurement schedule of alternating 48-hour and 72-hour sampling</w:t>
+        <w:t xml:space="preserve"> included Cell Line B Feed U plus 40% under an irregular measurement schedule of alternating 48-hour and 72-hour sampling intervals. Together with results in 3.3.1</w:t>
       </w:r>
       <w:r>
         <w:rPr>
@@ -935,30 +925,6 @@
           <w:bCs/>
           <w:color w:val="C00000"/>
         </w:rPr>
-        <w:t>intervals.</w:t>
-      </w:r>
-      <w:r>
-        <w:rPr>
-          <w:b/>
-          <w:bCs/>
-          <w:color w:val="C00000"/>
-        </w:rPr>
-        <w:t xml:space="preserve"> Together with results in 3.3.1</w:t>
-      </w:r>
-      <w:r>
-        <w:rPr>
-          <w:b/>
-          <w:bCs/>
-          <w:color w:val="C00000"/>
-        </w:rPr>
-        <w:t xml:space="preserve"> </w:t>
-      </w:r>
-      <w:r>
-        <w:rPr>
-          <w:b/>
-          <w:bCs/>
-          <w:color w:val="C00000"/>
-        </w:rPr>
         <w:t>‘</w:t>
       </w:r>
       <w:r>
@@ -999,15 +965,7 @@
           <w:bCs/>
           <w:color w:val="C00000"/>
         </w:rPr>
-        <w:t xml:space="preserve">, this forms </w:t>
-      </w:r>
-      <w:r>
-        <w:rPr>
-          <w:b/>
-          <w:bCs/>
-          <w:color w:val="C00000"/>
-        </w:rPr>
-        <w:t xml:space="preserve">Results Section 3.3 </w:t>
+        <w:t xml:space="preserve">, this forms Results Section 3.3 </w:t>
       </w:r>
       <w:r>
         <w:rPr>
@@ -1151,6 +1109,14 @@
         <w:lastRenderedPageBreak/>
         <w:t>approach (e.g., non-mAb products, markedly different media chemistries, altered metabolic phenotypes, strong scale-dependent mass transfer constraints).</w:t>
       </w:r>
+    </w:p>
+    <w:p>
+      <w:pPr>
+        <w:rPr>
+          <w:i/>
+          <w:iCs/>
+        </w:rPr>
+      </w:pPr>
       <w:r>
         <w:rPr>
           <w:i/>
@@ -1181,23 +1147,51 @@
           <w:bCs/>
           <w:color w:val="C00000"/>
         </w:rPr>
-        <w:t xml:space="preserve">Higher uncertainty in early culture stages </w:t>
-      </w:r>
-      <w:r>
-        <w:rPr>
-          <w:b/>
-          <w:bCs/>
-          <w:color w:val="C00000"/>
-        </w:rPr>
-        <w:t xml:space="preserve">is a deliberate design as </w:t>
-      </w:r>
-      <w:r>
-        <w:rPr>
-          <w:b/>
-          <w:bCs/>
-          <w:color w:val="C00000"/>
-        </w:rPr>
-        <w:t>described in response to Comment</w:t>
+        <w:t xml:space="preserve">Higher uncertainty in early culture stages is a deliberate design as described in response to Comment 2. Mechanistically, the target system is </w:t>
+      </w:r>
+      <w:proofErr w:type="gramStart"/>
+      <w:r>
+        <w:rPr>
+          <w:b/>
+          <w:bCs/>
+          <w:color w:val="C00000"/>
+        </w:rPr>
+        <w:t>uncharacterised</w:t>
+      </w:r>
+      <w:proofErr w:type="gramEnd"/>
+      <w:r>
+        <w:rPr>
+          <w:b/>
+          <w:bCs/>
+          <w:color w:val="C00000"/>
+        </w:rPr>
+        <w:t xml:space="preserve"> and parameter values are unknown before any measurements are assimilated at </w:t>
+      </w:r>
+      <w:proofErr w:type="gramStart"/>
+      <w:r>
+        <w:rPr>
+          <w:b/>
+          <w:bCs/>
+          <w:color w:val="C00000"/>
+        </w:rPr>
+        <w:t>early stage</w:t>
+      </w:r>
+      <w:proofErr w:type="gramEnd"/>
+      <w:r>
+        <w:rPr>
+          <w:b/>
+          <w:bCs/>
+          <w:color w:val="C00000"/>
+        </w:rPr>
+        <w:t xml:space="preserve"> culture</w:t>
+      </w:r>
+      <w:r>
+        <w:rPr>
+          <w:b/>
+          <w:bCs/>
+          <w:color w:val="C00000"/>
+        </w:rPr>
+        <w:t>.</w:t>
       </w:r>
       <w:r>
         <w:rPr>
@@ -1213,91 +1207,15 @@
           <w:bCs/>
           <w:color w:val="C00000"/>
         </w:rPr>
-        <w:t xml:space="preserve">2. </w:t>
-      </w:r>
-      <w:r>
-        <w:rPr>
-          <w:b/>
-          <w:bCs/>
-          <w:color w:val="C00000"/>
-        </w:rPr>
-        <w:t>M</w:t>
-      </w:r>
-      <w:r>
-        <w:rPr>
-          <w:b/>
-          <w:bCs/>
-          <w:color w:val="C00000"/>
-        </w:rPr>
-        <w:t xml:space="preserve">echanistically, the target system is </w:t>
-      </w:r>
-      <w:proofErr w:type="gramStart"/>
-      <w:r>
-        <w:rPr>
-          <w:b/>
-          <w:bCs/>
-          <w:color w:val="C00000"/>
-        </w:rPr>
-        <w:t>uncharacterised</w:t>
-      </w:r>
-      <w:proofErr w:type="gramEnd"/>
-      <w:r>
-        <w:rPr>
-          <w:b/>
-          <w:bCs/>
-          <w:color w:val="C00000"/>
-        </w:rPr>
-        <w:t xml:space="preserve"> and parameter values are unknown before any measurements are assimilated</w:t>
-      </w:r>
-      <w:r>
-        <w:rPr>
-          <w:b/>
-          <w:bCs/>
-          <w:color w:val="C00000"/>
-        </w:rPr>
-        <w:t xml:space="preserve"> at </w:t>
-      </w:r>
-      <w:proofErr w:type="gramStart"/>
-      <w:r>
-        <w:rPr>
-          <w:b/>
-          <w:bCs/>
-          <w:color w:val="C00000"/>
-        </w:rPr>
-        <w:t>early stage</w:t>
-      </w:r>
-      <w:proofErr w:type="gramEnd"/>
-      <w:r>
-        <w:rPr>
-          <w:b/>
-          <w:bCs/>
-          <w:color w:val="C00000"/>
-        </w:rPr>
-        <w:t xml:space="preserve"> culture</w:t>
-      </w:r>
-      <w:r>
-        <w:rPr>
-          <w:b/>
-          <w:bCs/>
-          <w:color w:val="C00000"/>
-        </w:rPr>
-        <w:t xml:space="preserve">; statistically, the ensemble has not yet been constrained by data. As measurements accumulate, the ensemble </w:t>
-      </w:r>
-      <w:r>
-        <w:rPr>
-          <w:b/>
-          <w:bCs/>
-          <w:color w:val="C00000"/>
-        </w:rPr>
-        <w:t xml:space="preserve">tightens </w:t>
-      </w:r>
-      <w:r>
-        <w:rPr>
-          <w:b/>
-          <w:bCs/>
-          <w:color w:val="C00000"/>
-        </w:rPr>
-        <w:t xml:space="preserve">and uncertainty reduces accordingly.                                                                                                                       </w:t>
+        <w:t>S</w:t>
+      </w:r>
+      <w:r>
+        <w:rPr>
+          <w:b/>
+          <w:bCs/>
+          <w:color w:val="C00000"/>
+        </w:rPr>
+        <w:t xml:space="preserve">tatistically, the ensemble has not yet been constrained by data. As measurements accumulate, the ensemble tightens and uncertainty reduces accordingly.                                                                                                                       </w:t>
       </w:r>
     </w:p>
     <w:p>

--- a/documents/Reviewer Comments.docx
+++ b/documents/Reviewer Comments.docx
@@ -513,6 +513,56 @@
         </w:rPr>
         <w:t xml:space="preserve">. </w:t>
       </w:r>
+      <w:r>
+        <w:rPr>
+          <w:b/>
+          <w:bCs/>
+          <w:color w:val="C00000"/>
+        </w:rPr>
+        <w:t>Reparameterization</w:t>
+      </w:r>
+      <w:r>
+        <w:rPr>
+          <w:b/>
+          <w:bCs/>
+          <w:color w:val="C00000"/>
+        </w:rPr>
+        <w:t xml:space="preserve"> refers to dataset-specific parameter fitting using target-system </w:t>
+      </w:r>
+      <w:proofErr w:type="gramStart"/>
+      <w:r>
+        <w:rPr>
+          <w:b/>
+          <w:bCs/>
+          <w:color w:val="C00000"/>
+        </w:rPr>
+        <w:t xml:space="preserve">data </w:t>
+      </w:r>
+      <w:r>
+        <w:rPr>
+          <w:b/>
+          <w:bCs/>
+          <w:color w:val="C00000"/>
+        </w:rPr>
+        <w:t>,</w:t>
+      </w:r>
+      <w:proofErr w:type="gramEnd"/>
+      <w:r>
+        <w:rPr>
+          <w:b/>
+          <w:bCs/>
+          <w:color w:val="C00000"/>
+        </w:rPr>
+        <w:t xml:space="preserve"> </w:t>
+      </w:r>
+      <w:r>
+        <w:rPr>
+          <w:b/>
+          <w:bCs/>
+          <w:color w:val="C00000"/>
+        </w:rPr>
+        <w:t xml:space="preserve">a procedure that requires the full dataset </w:t>
+      </w:r>
       <w:proofErr w:type="spellStart"/>
       <w:r>
         <w:rPr>
@@ -520,7 +570,7 @@
           <w:bCs/>
           <w:color w:val="C00000"/>
         </w:rPr>
-        <w:t>Reparametrisation</w:t>
+        <w:t>upfront</w:t>
       </w:r>
       <w:proofErr w:type="spellEnd"/>
       <w:r>
@@ -529,41 +579,23 @@
           <w:bCs/>
           <w:color w:val="C00000"/>
         </w:rPr>
-        <w:t xml:space="preserve"> refers to dataset-specific parameter fitting using target-system </w:t>
-      </w:r>
-      <w:proofErr w:type="gramStart"/>
-      <w:r>
-        <w:rPr>
-          <w:b/>
-          <w:bCs/>
-          <w:color w:val="C00000"/>
-        </w:rPr>
-        <w:t xml:space="preserve">data </w:t>
-      </w:r>
-      <w:r>
-        <w:rPr>
-          <w:b/>
-          <w:bCs/>
-          <w:color w:val="C00000"/>
-        </w:rPr>
-        <w:t>,</w:t>
-      </w:r>
-      <w:proofErr w:type="gramEnd"/>
-      <w:r>
-        <w:rPr>
-          <w:b/>
-          <w:bCs/>
-          <w:color w:val="C00000"/>
-        </w:rPr>
-        <w:t xml:space="preserve"> </w:t>
-      </w:r>
-      <w:r>
-        <w:rPr>
-          <w:b/>
-          <w:bCs/>
-          <w:color w:val="C00000"/>
-        </w:rPr>
-        <w:t xml:space="preserve">a procedure that requires the full dataset </w:t>
+        <w:t xml:space="preserve"> and produces parameters tailored to one condition. The prior means used here are taken </w:t>
+      </w:r>
+      <w:r>
+        <w:rPr>
+          <w:b/>
+          <w:bCs/>
+          <w:color w:val="C00000"/>
+        </w:rPr>
+        <w:t xml:space="preserve">directly </w:t>
+      </w:r>
+      <w:r>
+        <w:rPr>
+          <w:b/>
+          <w:bCs/>
+          <w:color w:val="C00000"/>
+        </w:rPr>
+        <w:t xml:space="preserve">from </w:t>
       </w:r>
       <w:proofErr w:type="spellStart"/>
       <w:r>
@@ -572,7 +604,7 @@
           <w:bCs/>
           <w:color w:val="C00000"/>
         </w:rPr>
-        <w:t>upfront</w:t>
+        <w:t>Kotidis</w:t>
       </w:r>
       <w:proofErr w:type="spellEnd"/>
       <w:r>
@@ -581,52 +613,16 @@
           <w:bCs/>
           <w:color w:val="C00000"/>
         </w:rPr>
-        <w:t xml:space="preserve"> and produces parameters tailored to one condition. The prior means used here are taken </w:t>
-      </w:r>
-      <w:r>
-        <w:rPr>
-          <w:b/>
-          <w:bCs/>
-          <w:color w:val="C00000"/>
-        </w:rPr>
-        <w:t xml:space="preserve">directly </w:t>
-      </w:r>
-      <w:r>
-        <w:rPr>
-          <w:b/>
-          <w:bCs/>
-          <w:color w:val="C00000"/>
-        </w:rPr>
-        <w:t xml:space="preserve">from </w:t>
-      </w:r>
-      <w:proofErr w:type="spellStart"/>
-      <w:r>
-        <w:rPr>
-          <w:b/>
-          <w:bCs/>
-          <w:color w:val="C00000"/>
-        </w:rPr>
-        <w:t>Kotidis</w:t>
-      </w:r>
-      <w:proofErr w:type="spellEnd"/>
-      <w:r>
-        <w:rPr>
-          <w:b/>
-          <w:bCs/>
-          <w:color w:val="C00000"/>
-        </w:rPr>
         <w:t xml:space="preserve"> et al. (2019) and applied identically across all six target datasets </w:t>
       </w:r>
-      <w:proofErr w:type="gramStart"/>
-      <w:r>
-        <w:rPr>
-          <w:b/>
-          <w:bCs/>
-          <w:color w:val="C00000"/>
-        </w:rPr>
-        <w:t>without  adjustment</w:t>
-      </w:r>
-      <w:proofErr w:type="gramEnd"/>
+      <w:r>
+        <w:rPr>
+          <w:b/>
+          <w:bCs/>
+          <w:color w:val="C00000"/>
+        </w:rPr>
+        <w:t>without adjustment</w:t>
+      </w:r>
       <w:r>
         <w:rPr>
           <w:b/>
@@ -733,16 +729,14 @@
         </w:rPr>
         <w:t xml:space="preserve">, deliberately set as high as possible but mechanistically </w:t>
       </w:r>
-      <w:proofErr w:type="spellStart"/>
-      <w:r>
-        <w:rPr>
-          <w:b/>
-          <w:bCs/>
-          <w:color w:val="C00000"/>
-        </w:rPr>
-        <w:t>plasusible</w:t>
-      </w:r>
-      <w:proofErr w:type="spellEnd"/>
+      <w:r>
+        <w:rPr>
+          <w:b/>
+          <w:bCs/>
+          <w:color w:val="C00000"/>
+        </w:rPr>
+        <w:t>plausible</w:t>
+      </w:r>
       <w:r>
         <w:rPr>
           <w:b/>
@@ -854,6 +848,14 @@
         </w:rPr>
         <w:t xml:space="preserve"> discuss structural versus practical identifiability (even if briefly).</w:t>
       </w:r>
+    </w:p>
+    <w:p>
+      <w:pPr>
+        <w:rPr>
+          <w:i/>
+          <w:iCs/>
+        </w:rPr>
+      </w:pPr>
     </w:p>
     <w:p>
       <w:pPr>
@@ -1070,6 +1072,8 @@
         </w:rPr>
         <w:t xml:space="preserve"> does not provide quantitative comparisons.</w:t>
       </w:r>
+    </w:p>
+    <w:p>
       <w:r>
         <w:rPr>
           <w:i/>
@@ -1099,7 +1103,7 @@
           <w:i/>
           <w:iCs/>
         </w:rPr>
-        <w:t xml:space="preserve"> clarify the CHO-GS46 cell line (recombinant product type, selection system, whether the product is comparable in complexity), and whether basal media and feeds are shared or materially different across datasets. The current validation suggests transfer across moderately related conditions; please temper claims accordingly and discuss what would likely break the </w:t>
+        <w:t xml:space="preserve"> clarify the CHO-GS46 cell line (recombinant product type, selection system, whether the product is comparable in </w:t>
       </w:r>
       <w:r>
         <w:rPr>
@@ -1107,16 +1111,196 @@
           <w:iCs/>
         </w:rPr>
         <w:lastRenderedPageBreak/>
-        <w:t>approach (e.g., non-mAb products, markedly different media chemistries, altered metabolic phenotypes, strong scale-dependent mass transfer constraints).</w:t>
-      </w:r>
-    </w:p>
-    <w:p>
-      <w:pPr>
-        <w:rPr>
-          <w:i/>
-          <w:iCs/>
-        </w:rPr>
-      </w:pPr>
+        <w:t>complexity), and whether basal media and feeds are shared or materially different across datasets. The current validation suggests transfer across moderately related conditions; please temper claims accordingly and discuss what would likely break the approach (e.g., non-mAb products, markedly different media chemistries, altered metabolic phenotypes, strong scale-dependent mass transfer constraints).</w:t>
+      </w:r>
+    </w:p>
+    <w:p>
+      <w:pPr>
+        <w:rPr>
+          <w:b/>
+          <w:bCs/>
+          <w:color w:val="C00000"/>
+        </w:rPr>
+      </w:pPr>
+      <w:r>
+        <w:rPr>
+          <w:b/>
+          <w:bCs/>
+          <w:color w:val="C00000"/>
+        </w:rPr>
+        <w:t>We thank the reviewer for this important point. We have revised the Conclusions (paragraph 4) to more clearly contextualise the biological distance</w:t>
+      </w:r>
+      <w:r>
+        <w:rPr>
+          <w:b/>
+          <w:bCs/>
+          <w:color w:val="C00000"/>
+        </w:rPr>
+        <w:t xml:space="preserve"> </w:t>
+      </w:r>
+      <w:r>
+        <w:rPr>
+          <w:b/>
+          <w:bCs/>
+          <w:color w:val="C00000"/>
+        </w:rPr>
+        <w:t>between source and target systems and to discuss the conditions under which the approach would no longer yield valid mechanistic insight.</w:t>
+      </w:r>
+    </w:p>
+    <w:p>
+      <w:pPr>
+        <w:rPr>
+          <w:b/>
+          <w:bCs/>
+          <w:color w:val="C00000"/>
+        </w:rPr>
+      </w:pPr>
+      <w:r>
+        <w:rPr>
+          <w:b/>
+          <w:bCs/>
+          <w:color w:val="C00000"/>
+        </w:rPr>
+        <w:t>Both cell lines employ glutamine synthetase selection and produce IgG monoclonal antibodies of comparable structural complexity (IgG1 and IgG4</w:t>
+      </w:r>
+      <w:r>
+        <w:rPr>
+          <w:b/>
+          <w:bCs/>
+          <w:color w:val="C00000"/>
+        </w:rPr>
+        <w:t xml:space="preserve"> </w:t>
+      </w:r>
+      <w:r>
+        <w:rPr>
+          <w:b/>
+          <w:bCs/>
+          <w:color w:val="C00000"/>
+        </w:rPr>
+        <w:t>respectively), justifying the use of a shared model structure across all datasets. The validation therefore represents transfer across moderately</w:t>
+      </w:r>
+      <w:r>
+        <w:rPr>
+          <w:b/>
+          <w:bCs/>
+          <w:color w:val="C00000"/>
+        </w:rPr>
+        <w:t xml:space="preserve"> </w:t>
+      </w:r>
+      <w:r>
+        <w:rPr>
+          <w:b/>
+          <w:bCs/>
+          <w:color w:val="C00000"/>
+        </w:rPr>
+        <w:t>related conditions, and we have tempered our claims accordingly.</w:t>
+      </w:r>
+    </w:p>
+    <w:p>
+      <w:pPr>
+        <w:rPr>
+          <w:i/>
+          <w:iCs/>
+        </w:rPr>
+      </w:pPr>
+      <w:r>
+        <w:rPr>
+          <w:b/>
+          <w:bCs/>
+          <w:color w:val="C00000"/>
+        </w:rPr>
+        <w:t xml:space="preserve"> We further clarify that the binding constraint on transferability is the structural adequacy of the underlying mechanistic model for the target system,</w:t>
+      </w:r>
+      <w:r>
+        <w:rPr>
+          <w:b/>
+          <w:bCs/>
+          <w:color w:val="C00000"/>
+        </w:rPr>
+        <w:t xml:space="preserve"> </w:t>
+      </w:r>
+      <w:r>
+        <w:rPr>
+          <w:b/>
+          <w:bCs/>
+          <w:color w:val="C00000"/>
+        </w:rPr>
+        <w:t>not biological distance per se. We discuss concrete scenarios in which applying the framework without first updating the model structure would yield</w:t>
+      </w:r>
+      <w:r>
+        <w:rPr>
+          <w:b/>
+          <w:bCs/>
+          <w:color w:val="C00000"/>
+        </w:rPr>
+        <w:t xml:space="preserve"> </w:t>
+      </w:r>
+      <w:r>
+        <w:rPr>
+          <w:b/>
+          <w:bCs/>
+          <w:color w:val="C00000"/>
+        </w:rPr>
+        <w:t xml:space="preserve">numerically plausible but biologically uninterpretable parameter </w:t>
+      </w:r>
+      <w:proofErr w:type="gramStart"/>
+      <w:r>
+        <w:rPr>
+          <w:b/>
+          <w:bCs/>
+          <w:color w:val="C00000"/>
+        </w:rPr>
+        <w:t>estimates,</w:t>
+      </w:r>
+      <w:r>
+        <w:rPr>
+          <w:b/>
+          <w:bCs/>
+          <w:color w:val="C00000"/>
+        </w:rPr>
+        <w:t xml:space="preserve">  </w:t>
+      </w:r>
+      <w:r>
+        <w:rPr>
+          <w:b/>
+          <w:bCs/>
+          <w:color w:val="C00000"/>
+        </w:rPr>
+        <w:t>and</w:t>
+      </w:r>
+      <w:proofErr w:type="gramEnd"/>
+      <w:r>
+        <w:rPr>
+          <w:b/>
+          <w:bCs/>
+          <w:color w:val="C00000"/>
+        </w:rPr>
+        <w:t xml:space="preserve"> note that in such cases the model </w:t>
+      </w:r>
+      <w:r>
+        <w:rPr>
+          <w:b/>
+          <w:bCs/>
+          <w:color w:val="C00000"/>
+        </w:rPr>
+        <w:t xml:space="preserve">structure </w:t>
+      </w:r>
+      <w:r>
+        <w:rPr>
+          <w:b/>
+          <w:bCs/>
+          <w:color w:val="C00000"/>
+        </w:rPr>
+        <w:t>should be updated before the framework is applied.</w:t>
+      </w:r>
+      <w:r>
+        <w:rPr>
+          <w:i/>
+          <w:iCs/>
+          <w:color w:val="C00000"/>
+        </w:rPr>
+        <w:t xml:space="preserve"> </w:t>
+      </w:r>
       <w:r>
         <w:rPr>
           <w:i/>
@@ -1306,6 +1490,7 @@
           <w:i/>
           <w:iCs/>
         </w:rPr>
+        <w:lastRenderedPageBreak/>
         <w:t>Ensure broad claims about hybrid modelling, transferability, and state estimation methods are supported by specific references.</w:t>
       </w:r>
     </w:p>

--- a/documents/Reviewer Comments.docx
+++ b/documents/Reviewer Comments.docx
@@ -860,10 +860,273 @@
     <w:p>
       <w:pPr>
         <w:rPr>
-          <w:i/>
-          <w:iCs/>
-        </w:rPr>
-      </w:pPr>
+          <w:b/>
+          <w:bCs/>
+          <w:color w:val="C00000"/>
+        </w:rPr>
+      </w:pPr>
+      <w:r>
+        <w:rPr>
+          <w:b/>
+          <w:bCs/>
+          <w:color w:val="C00000"/>
+        </w:rPr>
+        <w:t>We thank the reviewer for this important point. We have added a systematic posterior correlation analysis of all 276 parameter pairs across all six</w:t>
+      </w:r>
+      <w:r>
+        <w:rPr>
+          <w:b/>
+          <w:bCs/>
+          <w:color w:val="C00000"/>
+        </w:rPr>
+        <w:t xml:space="preserve"> </w:t>
+      </w:r>
+      <w:r>
+        <w:rPr>
+          <w:b/>
+          <w:bCs/>
+          <w:color w:val="C00000"/>
+        </w:rPr>
+        <w:t xml:space="preserve">datasets, with results summarised in a new table and figure in Supplementary Information Section I. The analysis reveals that Lac_max1 and Lac_max2 are the only pair exceeding the strong-correlation threshold (|r| &gt; 0.7), predominantly in datasets with net lactate accumulation. In the </w:t>
+      </w:r>
+      <w:r>
+        <w:rPr>
+          <w:b/>
+          <w:bCs/>
+          <w:color w:val="C00000"/>
+        </w:rPr>
+        <w:t xml:space="preserve">Cell Line B </w:t>
+      </w:r>
+      <w:r>
+        <w:rPr>
+          <w:b/>
+          <w:bCs/>
+          <w:color w:val="C00000"/>
+        </w:rPr>
+        <w:t>Feed C dataset,</w:t>
+      </w:r>
+      <w:r>
+        <w:rPr>
+          <w:b/>
+          <w:bCs/>
+          <w:color w:val="C00000"/>
+        </w:rPr>
+        <w:t xml:space="preserve"> </w:t>
+      </w:r>
+      <w:r>
+        <w:rPr>
+          <w:b/>
+          <w:bCs/>
+          <w:color w:val="C00000"/>
+        </w:rPr>
+        <w:t xml:space="preserve">where net consumption eventually occurs but is delayed and gradual, the correlation </w:t>
+      </w:r>
+      <w:proofErr w:type="gramStart"/>
+      <w:r>
+        <w:rPr>
+          <w:b/>
+          <w:bCs/>
+          <w:color w:val="C00000"/>
+        </w:rPr>
+        <w:t xml:space="preserve">persists </w:t>
+      </w:r>
+      <w:r>
+        <w:rPr>
+          <w:b/>
+          <w:bCs/>
+          <w:color w:val="C00000"/>
+        </w:rPr>
+        <w:t>.</w:t>
+      </w:r>
+      <w:proofErr w:type="gramEnd"/>
+      <w:r>
+        <w:rPr>
+          <w:b/>
+          <w:bCs/>
+          <w:color w:val="C00000"/>
+        </w:rPr>
+        <w:t xml:space="preserve"> T</w:t>
+      </w:r>
+      <w:r>
+        <w:rPr>
+          <w:b/>
+          <w:bCs/>
+          <w:color w:val="C00000"/>
+        </w:rPr>
+        <w:t>his case is directly benchmarked against the GSA-guided</w:t>
+      </w:r>
+      <w:r>
+        <w:rPr>
+          <w:b/>
+          <w:bCs/>
+          <w:color w:val="C00000"/>
+        </w:rPr>
+        <w:t xml:space="preserve"> </w:t>
+      </w:r>
+      <w:proofErr w:type="spellStart"/>
+      <w:r>
+        <w:rPr>
+          <w:b/>
+          <w:bCs/>
+          <w:color w:val="C00000"/>
+        </w:rPr>
+        <w:t>reparametrisation</w:t>
+      </w:r>
+      <w:proofErr w:type="spellEnd"/>
+      <w:r>
+        <w:rPr>
+          <w:b/>
+          <w:bCs/>
+          <w:color w:val="C00000"/>
+        </w:rPr>
+        <w:t xml:space="preserve"> </w:t>
+      </w:r>
+      <w:r>
+        <w:rPr>
+          <w:b/>
+          <w:bCs/>
+          <w:color w:val="C00000"/>
+          <w:vertAlign w:val="superscript"/>
+        </w:rPr>
+        <w:t>[1</w:t>
+      </w:r>
+      <w:r>
+        <w:rPr>
+          <w:b/>
+          <w:bCs/>
+          <w:color w:val="C00000"/>
+          <w:vertAlign w:val="superscript"/>
+        </w:rPr>
+        <w:t>]</w:t>
+      </w:r>
+      <w:r>
+        <w:rPr>
+          <w:b/>
+          <w:bCs/>
+          <w:color w:val="C00000"/>
+        </w:rPr>
+        <w:t xml:space="preserve">, where the </w:t>
+      </w:r>
+      <w:proofErr w:type="spellStart"/>
+      <w:r>
+        <w:rPr>
+          <w:b/>
+          <w:bCs/>
+          <w:color w:val="C00000"/>
+        </w:rPr>
+        <w:t>EnKF</w:t>
+      </w:r>
+      <w:proofErr w:type="spellEnd"/>
+      <w:r>
+        <w:rPr>
+          <w:b/>
+          <w:bCs/>
+          <w:color w:val="C00000"/>
+        </w:rPr>
+        <w:t xml:space="preserve"> ensemble mean converges to values consistent with the gold </w:t>
+      </w:r>
+      <w:proofErr w:type="gramStart"/>
+      <w:r>
+        <w:rPr>
+          <w:b/>
+          <w:bCs/>
+          <w:color w:val="C00000"/>
+        </w:rPr>
+        <w:t>standard  despite</w:t>
+      </w:r>
+      <w:proofErr w:type="gramEnd"/>
+      <w:r>
+        <w:rPr>
+          <w:b/>
+          <w:bCs/>
+          <w:color w:val="C00000"/>
+        </w:rPr>
+        <w:t xml:space="preserve"> the strong posterior correlation. Structural versus practical identifiability of this parameter pair are discussed in the context of the model structure and the lactate dynamics observed.</w:t>
+      </w:r>
+    </w:p>
+    <w:p>
+      <w:pPr>
+        <w:rPr>
+          <w:i/>
+          <w:iCs/>
+        </w:rPr>
+      </w:pPr>
+      <w:r>
+        <w:rPr>
+          <w:b/>
+          <w:bCs/>
+          <w:color w:val="C00000"/>
+        </w:rPr>
+        <w:t xml:space="preserve">  </w:t>
+      </w:r>
+      <w:r>
+        <w:rPr>
+          <w:b/>
+          <w:bCs/>
+          <w:color w:val="C00000"/>
+        </w:rPr>
+        <w:t xml:space="preserve">[1] </w:t>
+      </w:r>
+      <w:proofErr w:type="spellStart"/>
+      <w:r>
+        <w:rPr>
+          <w:b/>
+          <w:bCs/>
+          <w:color w:val="C00000"/>
+        </w:rPr>
+        <w:t>Kotidis</w:t>
+      </w:r>
+      <w:proofErr w:type="spellEnd"/>
+      <w:r>
+        <w:rPr>
+          <w:b/>
+          <w:bCs/>
+          <w:color w:val="C00000"/>
+        </w:rPr>
+        <w:t xml:space="preserve">, P. and </w:t>
+      </w:r>
+      <w:proofErr w:type="spellStart"/>
+      <w:r>
+        <w:rPr>
+          <w:b/>
+          <w:bCs/>
+          <w:color w:val="C00000"/>
+        </w:rPr>
+        <w:t>Kontoravdi</w:t>
+      </w:r>
+      <w:proofErr w:type="spellEnd"/>
+      <w:r>
+        <w:rPr>
+          <w:b/>
+          <w:bCs/>
+          <w:color w:val="C00000"/>
+        </w:rPr>
+        <w:t>, C. (2019). "Strategic Framework for Parameterization of Cell Culture Models." Processes, 7(3), 174.</w:t>
+      </w:r>
+      <w:r>
+        <w:rPr>
+          <w:b/>
+          <w:bCs/>
+          <w:color w:val="C00000"/>
+        </w:rPr>
+        <w:t xml:space="preserve"> </w:t>
+      </w:r>
+      <w:r>
+        <w:rPr>
+          <w:b/>
+          <w:bCs/>
+          <w:color w:val="C00000"/>
+        </w:rPr>
+        <w:t>https://doi.org/10.3390/pr7030174</w:t>
+      </w:r>
+      <w:r>
+        <w:rPr>
+          <w:i/>
+          <w:iCs/>
+          <w:color w:val="C00000"/>
+        </w:rPr>
+        <w:t xml:space="preserve">      </w:t>
+      </w:r>
       <w:r>
         <w:rPr>
           <w:i/>
@@ -893,6 +1156,7 @@
           <w:bCs/>
           <w:color w:val="C00000"/>
         </w:rPr>
+        <w:lastRenderedPageBreak/>
         <w:t xml:space="preserve">In </w:t>
       </w:r>
       <w:proofErr w:type="gramStart"/>
@@ -1103,129 +1367,57 @@
           <w:i/>
           <w:iCs/>
         </w:rPr>
-        <w:t xml:space="preserve"> clarify the CHO-GS46 cell line (recombinant product type, selection system, whether the product is comparable in </w:t>
-      </w:r>
-      <w:r>
-        <w:rPr>
-          <w:i/>
-          <w:iCs/>
-        </w:rPr>
-        <w:lastRenderedPageBreak/>
-        <w:t>complexity), and whether basal media and feeds are shared or materially different across datasets. The current validation suggests transfer across moderately related conditions; please temper claims accordingly and discuss what would likely break the approach (e.g., non-mAb products, markedly different media chemistries, altered metabolic phenotypes, strong scale-dependent mass transfer constraints).</w:t>
-      </w:r>
-    </w:p>
-    <w:p>
-      <w:pPr>
-        <w:rPr>
-          <w:b/>
-          <w:bCs/>
-          <w:color w:val="C00000"/>
-        </w:rPr>
-      </w:pPr>
-      <w:r>
-        <w:rPr>
-          <w:b/>
-          <w:bCs/>
-          <w:color w:val="C00000"/>
-        </w:rPr>
-        <w:t>We thank the reviewer for this important point. We have revised the Conclusions (paragraph 4) to more clearly contextualise the biological distance</w:t>
-      </w:r>
-      <w:r>
-        <w:rPr>
-          <w:b/>
-          <w:bCs/>
-          <w:color w:val="C00000"/>
-        </w:rPr>
-        <w:t xml:space="preserve"> </w:t>
-      </w:r>
-      <w:r>
-        <w:rPr>
-          <w:b/>
-          <w:bCs/>
-          <w:color w:val="C00000"/>
-        </w:rPr>
-        <w:t>between source and target systems and to discuss the conditions under which the approach would no longer yield valid mechanistic insight.</w:t>
-      </w:r>
-    </w:p>
-    <w:p>
-      <w:pPr>
-        <w:rPr>
-          <w:b/>
-          <w:bCs/>
-          <w:color w:val="C00000"/>
-        </w:rPr>
-      </w:pPr>
-      <w:r>
-        <w:rPr>
-          <w:b/>
-          <w:bCs/>
-          <w:color w:val="C00000"/>
-        </w:rPr>
-        <w:t>Both cell lines employ glutamine synthetase selection and produce IgG monoclonal antibodies of comparable structural complexity (IgG1 and IgG4</w:t>
-      </w:r>
-      <w:r>
-        <w:rPr>
-          <w:b/>
-          <w:bCs/>
-          <w:color w:val="C00000"/>
-        </w:rPr>
-        <w:t xml:space="preserve"> </w:t>
-      </w:r>
-      <w:r>
-        <w:rPr>
-          <w:b/>
-          <w:bCs/>
-          <w:color w:val="C00000"/>
-        </w:rPr>
-        <w:t>respectively), justifying the use of a shared model structure across all datasets. The validation therefore represents transfer across moderately</w:t>
-      </w:r>
-      <w:r>
-        <w:rPr>
-          <w:b/>
-          <w:bCs/>
-          <w:color w:val="C00000"/>
-        </w:rPr>
-        <w:t xml:space="preserve"> </w:t>
-      </w:r>
-      <w:r>
-        <w:rPr>
-          <w:b/>
-          <w:bCs/>
-          <w:color w:val="C00000"/>
-        </w:rPr>
-        <w:t>related conditions, and we have tempered our claims accordingly.</w:t>
-      </w:r>
-    </w:p>
-    <w:p>
-      <w:pPr>
-        <w:rPr>
-          <w:i/>
-          <w:iCs/>
-        </w:rPr>
-      </w:pPr>
-      <w:r>
-        <w:rPr>
-          <w:b/>
-          <w:bCs/>
-          <w:color w:val="C00000"/>
-        </w:rPr>
-        <w:t xml:space="preserve"> We further clarify that the binding constraint on transferability is the structural adequacy of the underlying mechanistic model for the target system,</w:t>
-      </w:r>
-      <w:r>
-        <w:rPr>
-          <w:b/>
-          <w:bCs/>
-          <w:color w:val="C00000"/>
-        </w:rPr>
-        <w:t xml:space="preserve"> </w:t>
-      </w:r>
-      <w:r>
-        <w:rPr>
-          <w:b/>
-          <w:bCs/>
-          <w:color w:val="C00000"/>
-        </w:rPr>
-        <w:t>not biological distance per se. We discuss concrete scenarios in which applying the framework without first updating the model structure would yield</w:t>
+        <w:t xml:space="preserve"> clarify the CHO-GS46 cell line (recombinant product type, selection system, whether the product is comparable in complexity), and whether basal media and feeds are shared or materially different across datasets. The current validation suggests transfer across moderately related conditions; please temper claims accordingly and discuss what would likely break the approach (e.g., non-mAb products, markedly different media chemistries, altered metabolic phenotypes, strong scale-dependent mass transfer constraints).</w:t>
+      </w:r>
+    </w:p>
+    <w:p>
+      <w:pPr>
+        <w:rPr>
+          <w:b/>
+          <w:bCs/>
+          <w:color w:val="C00000"/>
+        </w:rPr>
+      </w:pPr>
+      <w:r>
+        <w:rPr>
+          <w:b/>
+          <w:bCs/>
+          <w:color w:val="C00000"/>
+        </w:rPr>
+        <w:t>We thank the reviewer for this important point. We have revised the Conclusions (paragraph 4) to more clearly contextualise the biological distance between source and target systems and to discuss the conditions under which the approach would no longer yield valid mechanistic insight.</w:t>
+      </w:r>
+    </w:p>
+    <w:p>
+      <w:pPr>
+        <w:rPr>
+          <w:b/>
+          <w:bCs/>
+          <w:color w:val="C00000"/>
+        </w:rPr>
+      </w:pPr>
+      <w:r>
+        <w:rPr>
+          <w:b/>
+          <w:bCs/>
+          <w:color w:val="C00000"/>
+        </w:rPr>
+        <w:t>Both cell lines employ glutamine synthetase selection and produce IgG monoclonal antibodies of comparable structural complexity (IgG1 and IgG4 respectively), justifying the use of a shared model structure across all datasets. The validation therefore represents transfer across moderately related conditions, and we have tempered our claims accordingly.</w:t>
+      </w:r>
+    </w:p>
+    <w:p>
+      <w:pPr>
+        <w:rPr>
+          <w:i/>
+          <w:iCs/>
+        </w:rPr>
+      </w:pPr>
+      <w:r>
+        <w:rPr>
+          <w:b/>
+          <w:bCs/>
+          <w:color w:val="C00000"/>
+        </w:rPr>
+        <w:t xml:space="preserve"> We further clarify that the binding constraint on transferability is the structural adequacy of the underlying mechanistic model for the target system, not biological distance per se. We discuss concrete scenarios in which applying the framework without first updating the model structure would yield</w:t>
       </w:r>
       <w:r>
         <w:rPr>
@@ -1349,7 +1541,16 @@
           <w:bCs/>
           <w:color w:val="C00000"/>
         </w:rPr>
-        <w:t xml:space="preserve"> and parameter values are unknown before any measurements are assimilated at </w:t>
+        <w:t xml:space="preserve"> and </w:t>
+      </w:r>
+      <w:r>
+        <w:rPr>
+          <w:b/>
+          <w:bCs/>
+          <w:color w:val="C00000"/>
+        </w:rPr>
+        <w:lastRenderedPageBreak/>
+        <w:t xml:space="preserve">parameter values are unknown before any measurements are assimilated at </w:t>
       </w:r>
       <w:proofErr w:type="gramStart"/>
       <w:r>
@@ -1490,7 +1691,6 @@
           <w:i/>
           <w:iCs/>
         </w:rPr>
-        <w:lastRenderedPageBreak/>
         <w:t>Ensure broad claims about hybrid modelling, transferability, and state estimation methods are supported by specific references.</w:t>
       </w:r>
     </w:p>
